--- a/testdata/cases/tree-content/runs/fix/want-files/report.docx
+++ b/testdata/cases/tree-content/runs/fix/want-files/report.docx
@@ -1,3 +1,3 @@
 
-<file path=word/document.xml><w:document><w:body><w:p><w:r><w:t>A Word sentence — with “typography”, two words, and zero​width hidden.</w:t></w:r></w:p></w:body></w:document>
+<file path=word/document.xml><w:document><w:body><w:p><w:r><w:t>A Word sentence — with “typography”, two words, and zerowidth hidden.</w:t></w:r></w:p></w:body></w:document>
 </file>